--- a/output/7188_2025_Office of the Controller of Budget v Nakuru County Government & 8 others; Council of Governors & 4 (Nakuru).docx
+++ b/output/7188_2025_Office of the Controller of Budget v Nakuru County Government & 8 others; Council of Governors & 4 (Nakuru).docx
@@ -25,7 +25,7 @@
           <w:color w:val="000080"/>
           <w:sz w:val="28"/>
         </w:rPr>
-        <w:t>citation</w:t>
+        <w:t>citation_name</w:t>
       </w:r>
     </w:p>
     <w:tbl>
@@ -594,6 +594,20 @@
     </w:tbl>
     <w:p>
       <w:pPr>
+        <w:shd w:val="clear" w:color="auto" w:fill="D9D9D9"/>
+        <w:spacing w:before="120" w:after="120"/>
+      </w:pPr>
+      <w:r>
+        <w:rPr>
+          <w:rFonts w:ascii="Times New Roman" w:hAnsi="Times New Roman"/>
+          <w:color w:val="000080"/>
+          <w:sz w:val="22"/>
+        </w:rPr>
+        <w:t>Page 1 of [citation_name]</w:t>
+      </w:r>
+    </w:p>
+    <w:p>
+      <w:pPr>
         <w:pStyle w:val="ListParagraph"/>
         <w:numPr>
           <w:ilvl w:val="0"/>
@@ -1001,6 +1015,20 @@
           <w:szCs w:val="16"/>
         </w:rPr>
       </w:pPr>
+    </w:p>
+    <w:p>
+      <w:pPr>
+        <w:shd w:val="clear" w:color="auto" w:fill="D9D9D9"/>
+        <w:spacing w:before="120" w:after="120"/>
+      </w:pPr>
+      <w:r>
+        <w:rPr>
+          <w:rFonts w:ascii="Times New Roman" w:hAnsi="Times New Roman"/>
+          <w:color w:val="000080"/>
+          <w:sz w:val="22"/>
+        </w:rPr>
+        <w:t>Page 2 of [citation_name]</w:t>
+      </w:r>
     </w:p>
     <w:p>
       <w:pPr>
@@ -1864,35 +1892,6 @@
       </w:sdt>
     </w:sdtContent>
   </w:sdt>
-  <w:p>
-    <w:pPr>
-      <w:jc w:val="left"/>
-    </w:pPr>
-    <w:r>
-      <w:rPr>
-        <w:rFonts w:ascii="Times New Roman" w:hAnsi="Times New Roman"/>
-        <w:color w:val="000080"/>
-        <w:sz w:val="22"/>
-      </w:rPr>
-      <w:t xml:space="preserve">Page </w:t>
-    </w:r>
-    <w:r>
-      <w:rPr>
-        <w:rFonts w:ascii="Times New Roman" w:hAnsi="Times New Roman"/>
-        <w:color w:val="000080"/>
-        <w:sz w:val="22"/>
-      </w:rPr>
-      <w:fldSimple w:instr="PAGE"/>
-    </w:r>
-    <w:r>
-      <w:rPr>
-        <w:rFonts w:ascii="Times New Roman" w:hAnsi="Times New Roman"/>
-        <w:color w:val="000080"/>
-        <w:sz w:val="22"/>
-      </w:rPr>
-      <w:t xml:space="preserve"> of citation</w:t>
-    </w:r>
-  </w:p>
 </w:ftr>
 </file>
 
